--- a/internal_doc/ci_improve_plan/ant_code_standard.docx
+++ b/internal_doc/ci_improve_plan/ant_code_standard.docx
@@ -206,6 +206,11 @@
       </w:r>
     </w:p>
     <w:p>
+      <w:pPr>
+        <w:rPr>
+          <w:rFonts w:hint="eastAsia"/>
+        </w:rPr>
+      </w:pPr>
       <w:r>
         <w:rPr>
           <w:rFonts w:hint="eastAsia"/>
@@ -250,6 +255,74 @@
       </w:r>
     </w:p>
     <w:p>
+      <w:r>
+        <w:rPr>
+          <w:rFonts w:hint="eastAsia"/>
+        </w:rPr>
+        <w:tab/>
+      </w:r>
+      <w:r>
+        <w:rPr>
+          <w:rFonts w:hint="eastAsia"/>
+        </w:rPr>
+        <w:tab/>
+      </w:r>
+      <w:r>
+        <w:t>macrodef</w:t>
+      </w:r>
+      <w:r>
+        <w:rPr>
+          <w:rFonts w:hint="eastAsia"/>
+        </w:rPr>
+        <w:t>中</w:t>
+      </w:r>
+      <w:r>
+        <w:t>attribute</w:t>
+      </w:r>
+      <w:r>
+        <w:rPr>
+          <w:rFonts w:hint="eastAsia"/>
+        </w:rPr>
+        <w:t>变量，以及</w:t>
+      </w:r>
+      <w:r>
+        <w:t>for</w:t>
+      </w:r>
+      <w:r>
+        <w:rPr>
+          <w:rFonts w:hint="eastAsia"/>
+        </w:rPr>
+        <w:t>循环中的</w:t>
+      </w:r>
+      <w:r>
+        <w:t>param</w:t>
+      </w:r>
+      <w:r>
+        <w:rPr>
+          <w:rFonts w:hint="eastAsia"/>
+        </w:rPr>
+        <w:t>变量，使用下划线分隔时会报错，请使用全部小写来命名，如</w:t>
+      </w:r>
+      <w:r>
+        <w:t>param="</w:t>
+      </w:r>
+      <w:r>
+        <w:rPr>
+          <w:rFonts w:hint="eastAsia"/>
+        </w:rPr>
+        <w:t>packagedir</w:t>
+      </w:r>
+      <w:r>
+        <w:t>"</w:t>
+      </w:r>
+      <w:r>
+        <w:rPr>
+          <w:rFonts w:hint="eastAsia"/>
+        </w:rPr>
+        <w:t>。</w:t>
+      </w:r>
+    </w:p>
+    <w:p>
       <w:pPr>
         <w:pStyle w:val="Heading2"/>
       </w:pPr>
@@ -597,6 +670,7 @@
         <w:rPr>
           <w:rFonts w:hint="eastAsia"/>
         </w:rPr>
+        <w:lastRenderedPageBreak/>
         <w:tab/>
       </w:r>
       <w:r>
@@ -664,368 +738,511 @@
     </w:p>
     <w:p>
       <w:r>
+        <w:t xml:space="preserve">          request="DELETE ENTRY ${INSTALL_DIR} RECURSE CONFIRM"</w:t>
+      </w:r>
+    </w:p>
+    <w:p>
+      <w:r>
+        <w:t xml:space="preserve">          throwBuildException=""/&gt;</w:t>
+      </w:r>
+    </w:p>
+    <w:p>
+      <w:r>
+        <w:rPr>
+          <w:rFonts w:hint="eastAsia"/>
+        </w:rPr>
+        <w:tab/>
+      </w:r>
+      <w:r>
+        <w:rPr>
+          <w:rFonts w:hint="eastAsia"/>
+        </w:rPr>
+        <w:tab/>
+      </w:r>
+      <w:r>
+        <w:rPr>
+          <w:rFonts w:hint="eastAsia"/>
+        </w:rPr>
+        <w:t>需要安装</w:t>
+      </w:r>
+      <w:r>
+        <w:rPr>
+          <w:rFonts w:hint="eastAsia"/>
+        </w:rPr>
+        <w:t>staf</w:t>
+      </w:r>
+      <w:r>
+        <w:rPr>
+          <w:rFonts w:hint="eastAsia"/>
+        </w:rPr>
+        <w:t>工具（安装方式为</w:t>
+      </w:r>
+      <w:r>
+        <w:rPr>
+          <w:rFonts w:hint="eastAsia"/>
+        </w:rPr>
+        <w:t>full</w:t>
+      </w:r>
+      <w:r>
+        <w:rPr>
+          <w:rFonts w:hint="eastAsia"/>
+        </w:rPr>
+        <w:t>），并配置环境变量才能使用</w:t>
+      </w:r>
+      <w:r>
+        <w:rPr>
+          <w:rFonts w:hint="eastAsia"/>
+        </w:rPr>
+        <w:t>&lt;staf&gt;</w:t>
+      </w:r>
+      <w:r>
+        <w:rPr>
+          <w:rFonts w:hint="eastAsia"/>
+        </w:rPr>
+        <w:t>标签。</w:t>
+      </w:r>
+    </w:p>
+    <w:p>
+      <w:r>
+        <w:rPr>
+          <w:rFonts w:hint="eastAsia"/>
+        </w:rPr>
+        <w:tab/>
+      </w:r>
+      <w:r>
+        <w:rPr>
+          <w:rFonts w:hint="eastAsia"/>
+        </w:rPr>
+        <w:tab/>
+      </w:r>
+      <w:r>
+        <w:t>export CLASSPATH="/usr/local/staf/lib/STAFAnt.jar:${CLASSPATH}"</w:t>
+      </w:r>
+    </w:p>
+    <w:p>
+      <w:pPr>
+        <w:pStyle w:val="Heading2"/>
+      </w:pPr>
+      <w:r>
+        <w:rPr>
+          <w:rFonts w:hint="eastAsia"/>
+        </w:rPr>
+        <w:t>使用宏</w:t>
+      </w:r>
+    </w:p>
+    <w:p>
+      <w:r>
+        <w:rPr>
+          <w:rFonts w:hint="eastAsia"/>
+        </w:rPr>
+        <w:tab/>
+      </w:r>
+      <w:r>
+        <w:rPr>
+          <w:rFonts w:hint="eastAsia"/>
+        </w:rPr>
+        <w:tab/>
+        <w:t>ant</w:t>
+      </w:r>
+      <w:r>
+        <w:rPr>
+          <w:rFonts w:hint="eastAsia"/>
+        </w:rPr>
+        <w:t>中的宏</w:t>
+      </w:r>
+      <w:r>
+        <w:rPr>
+          <w:rFonts w:hint="eastAsia"/>
+        </w:rPr>
+        <w:t>&lt;macrodef&gt;</w:t>
+      </w:r>
+      <w:r>
+        <w:rPr>
+          <w:rFonts w:hint="eastAsia"/>
+        </w:rPr>
+        <w:t>相当于其他语言中的函数。当某些代码执行次数较多时，可以提取成宏，多次调用。或者代码逻辑较复杂时，也可以提取出宏而使逻辑更加清晰。</w:t>
+      </w:r>
+    </w:p>
+    <w:p>
+      <w:r>
+        <w:rPr>
+          <w:rFonts w:hint="eastAsia"/>
+        </w:rPr>
+        <w:tab/>
+      </w:r>
+      <w:r>
+        <w:rPr>
+          <w:rFonts w:hint="eastAsia"/>
+        </w:rPr>
+        <w:tab/>
+      </w:r>
+      <w:r>
+        <w:rPr>
+          <w:rFonts w:hint="eastAsia"/>
+        </w:rPr>
+        <w:t>当然</w:t>
+      </w:r>
+      <w:r>
+        <w:rPr>
+          <w:rFonts w:hint="eastAsia"/>
+        </w:rPr>
+        <w:t>macrodef</w:t>
+      </w:r>
+      <w:r>
+        <w:rPr>
+          <w:rFonts w:hint="eastAsia"/>
+        </w:rPr>
+        <w:t>能做的事情，</w:t>
+      </w:r>
+      <w:r>
+        <w:rPr>
+          <w:rFonts w:hint="eastAsia"/>
+        </w:rPr>
+        <w:t>target</w:t>
+      </w:r>
+      <w:r>
+        <w:rPr>
+          <w:rFonts w:hint="eastAsia"/>
+        </w:rPr>
+        <w:t>也能做到。但是从执行效率上看，</w:t>
+      </w:r>
+      <w:r>
+        <w:rPr>
+          <w:rFonts w:hint="eastAsia"/>
+        </w:rPr>
+        <w:t>macrodef</w:t>
+      </w:r>
+      <w:r>
+        <w:rPr>
+          <w:rFonts w:hint="eastAsia"/>
+        </w:rPr>
+        <w:t>的执行效率高于</w:t>
+      </w:r>
+      <w:r>
+        <w:rPr>
+          <w:rFonts w:hint="eastAsia"/>
+        </w:rPr>
+        <w:t>target</w:t>
+      </w:r>
+      <w:r>
+        <w:rPr>
+          <w:rFonts w:hint="eastAsia"/>
+        </w:rPr>
+        <w:t>。</w:t>
+      </w:r>
+    </w:p>
+    <w:p>
+      <w:r>
+        <w:rPr>
+          <w:rFonts w:hint="eastAsia"/>
+        </w:rPr>
+        <w:tab/>
+      </w:r>
+      <w:r>
+        <w:rPr>
+          <w:rFonts w:hint="eastAsia"/>
+        </w:rPr>
+        <w:tab/>
+      </w:r>
+      <w:r>
+        <w:rPr>
+          <w:rFonts w:hint="eastAsia"/>
+        </w:rPr>
+        <w:t>当</w:t>
+      </w:r>
+      <w:r>
+        <w:rPr>
+          <w:rFonts w:hint="eastAsia"/>
+        </w:rPr>
+        <w:t>jenkins</w:t>
+      </w:r>
+      <w:r>
+        <w:rPr>
+          <w:rFonts w:hint="eastAsia"/>
+        </w:rPr>
+        <w:t>运行</w:t>
+      </w:r>
+      <w:r>
+        <w:rPr>
+          <w:rFonts w:hint="eastAsia"/>
+        </w:rPr>
+        <w:t>ant</w:t>
+      </w:r>
+      <w:r>
+        <w:rPr>
+          <w:rFonts w:hint="eastAsia"/>
+        </w:rPr>
+        <w:t>脚本时，在控制台左侧会有各个</w:t>
+      </w:r>
+      <w:r>
+        <w:rPr>
+          <w:rFonts w:hint="eastAsia"/>
+        </w:rPr>
+        <w:t>target</w:t>
+      </w:r>
+      <w:r>
+        <w:rPr>
+          <w:rFonts w:hint="eastAsia"/>
+        </w:rPr>
+        <w:t>的锚点。点击锚点可以跳转到相应</w:t>
+      </w:r>
+      <w:r>
+        <w:rPr>
+          <w:rFonts w:hint="eastAsia"/>
+        </w:rPr>
+        <w:t>target</w:t>
+      </w:r>
+      <w:r>
+        <w:rPr>
+          <w:rFonts w:hint="eastAsia"/>
+        </w:rPr>
+        <w:t>的输出信息位置。而</w:t>
+      </w:r>
+      <w:r>
+        <w:rPr>
+          <w:rFonts w:hint="eastAsia"/>
+        </w:rPr>
+        <w:t>macrodef</w:t>
+      </w:r>
+      <w:r>
+        <w:rPr>
+          <w:rFonts w:hint="eastAsia"/>
+        </w:rPr>
+        <w:t>不会生成锚点。</w:t>
+      </w:r>
+    </w:p>
+    <w:p>
+      <w:pPr>
+        <w:pStyle w:val="Heading2"/>
+      </w:pPr>
+      <w:r>
+        <w:rPr>
+          <w:rFonts w:hint="eastAsia"/>
+        </w:rPr>
+        <w:t>target</w:t>
+      </w:r>
+      <w:r>
+        <w:rPr>
+          <w:rFonts w:hint="eastAsia"/>
+        </w:rPr>
+        <w:t>之间的调用关系</w:t>
+      </w:r>
+    </w:p>
+    <w:p>
+      <w:r>
+        <w:rPr>
+          <w:rFonts w:hint="eastAsia"/>
+        </w:rPr>
+        <w:tab/>
+      </w:r>
+      <w:r>
+        <w:rPr>
+          <w:rFonts w:hint="eastAsia"/>
+        </w:rPr>
+        <w:tab/>
+      </w:r>
+      <w:r>
+        <w:rPr>
+          <w:rFonts w:hint="eastAsia"/>
+        </w:rPr>
+        <w:t>推荐使用</w:t>
+      </w:r>
+      <w:r>
+        <w:rPr>
+          <w:rFonts w:hint="eastAsia"/>
+        </w:rPr>
+        <w:t>main target</w:t>
+      </w:r>
+      <w:r>
+        <w:rPr>
+          <w:rFonts w:hint="eastAsia"/>
+        </w:rPr>
+        <w:t>作为一个</w:t>
+      </w:r>
+      <w:r>
+        <w:rPr>
+          <w:rFonts w:hint="eastAsia"/>
+        </w:rPr>
+        <w:t>project</w:t>
+      </w:r>
+      <w:r>
+        <w:rPr>
+          <w:rFonts w:hint="eastAsia"/>
+        </w:rPr>
+        <w:t>的入口，在</w:t>
+      </w:r>
+      <w:r>
+        <w:rPr>
+          <w:rFonts w:hint="eastAsia"/>
+        </w:rPr>
+        <w:t>main target</w:t>
+      </w:r>
+      <w:r>
+        <w:rPr>
+          <w:rFonts w:hint="eastAsia"/>
+        </w:rPr>
+        <w:t>中依次调用其他</w:t>
+      </w:r>
+      <w:r>
+        <w:rPr>
+          <w:rFonts w:hint="eastAsia"/>
+        </w:rPr>
+        <w:t>target</w:t>
+      </w:r>
+      <w:r>
+        <w:rPr>
+          <w:rFonts w:hint="eastAsia"/>
+        </w:rPr>
+        <w:t>。如：</w:t>
+      </w:r>
+    </w:p>
+    <w:p>
+      <w:r>
+        <w:t xml:space="preserve">&lt;project default="main" &gt;  </w:t>
+      </w:r>
+    </w:p>
+    <w:p>
+      <w:r>
+        <w:t xml:space="preserve">   ……</w:t>
+      </w:r>
+    </w:p>
+    <w:p>
+      <w:r>
+        <w:t xml:space="preserve">   &lt;target name="main"&gt;</w:t>
+      </w:r>
+    </w:p>
+    <w:p>
+      <w:r>
+        <w:t xml:space="preserve">      &lt;antcall target="uninstall"/&gt;</w:t>
+      </w:r>
+    </w:p>
+    <w:p>
+      <w:r>
+        <w:t xml:space="preserve">      &lt;antcallback target="ready_package" return="package_name"/&gt; </w:t>
+      </w:r>
+    </w:p>
+    <w:p>
+      <w:r>
+        <w:t xml:space="preserve">      &lt;antcall target="install"/&gt;</w:t>
+      </w:r>
+    </w:p>
+    <w:p>
+      <w:r>
+        <w:t xml:space="preserve">      &lt;antcall target="deploy"/&gt;    </w:t>
+      </w:r>
+    </w:p>
+    <w:p>
+      <w:r>
+        <w:t xml:space="preserve">   &lt;/target&gt;</w:t>
+      </w:r>
+    </w:p>
+    <w:p>
+      <w:r>
+        <w:t xml:space="preserve">   ……</w:t>
+      </w:r>
+    </w:p>
+    <w:p>
+      <w:r>
+        <w:t>&lt;/project&gt;</w:t>
+      </w:r>
+    </w:p>
+    <w:p>
+      <w:r>
+        <w:rPr>
+          <w:rFonts w:hint="eastAsia"/>
+        </w:rPr>
+        <w:tab/>
+      </w:r>
+      <w:r>
+        <w:rPr>
+          <w:rFonts w:hint="eastAsia"/>
+        </w:rPr>
+        <w:tab/>
+        <w:t>ant</w:t>
+      </w:r>
+      <w:r>
+        <w:rPr>
+          <w:rFonts w:hint="eastAsia"/>
+        </w:rPr>
+        <w:t>标准的做法是使用</w:t>
+      </w:r>
+      <w:r>
+        <w:rPr>
+          <w:rFonts w:hint="eastAsia"/>
+        </w:rPr>
+        <w:t>depend</w:t>
+      </w:r>
+      <w:r>
+        <w:rPr>
+          <w:rFonts w:hint="eastAsia"/>
+        </w:rPr>
+        <w:t>，如</w:t>
+      </w:r>
+    </w:p>
+    <w:p>
+      <w:r>
+        <w:t xml:space="preserve">&lt;project default="main" &gt;  </w:t>
+      </w:r>
+    </w:p>
+    <w:p>
+      <w:r>
+        <w:t xml:space="preserve">   ……</w:t>
+      </w:r>
+    </w:p>
+    <w:p>
+      <w:r>
+        <w:t xml:space="preserve">   &lt;target name="uninstall" depends=" "&gt;</w:t>
+      </w:r>
+    </w:p>
+    <w:p>
+      <w:r>
+        <w:t xml:space="preserve">   &lt;/target&gt;</w:t>
+      </w:r>
+    </w:p>
+    <w:p>
+      <w:r>
+        <w:t xml:space="preserve">   ……</w:t>
+      </w:r>
+    </w:p>
+    <w:p>
+      <w:r>
+        <w:t xml:space="preserve">   &lt;target name="install" depends="uninstall"&gt;</w:t>
+      </w:r>
+    </w:p>
+    <w:p>
+      <w:r>
+        <w:t xml:space="preserve">   &lt;/target&gt;</w:t>
+      </w:r>
+    </w:p>
+    <w:p>
+      <w:r>
+        <w:t xml:space="preserve">   ……</w:t>
+      </w:r>
+    </w:p>
+    <w:p>
+      <w:r>
+        <w:t xml:space="preserve">   &lt;target name="deploy" depends="install"&gt;</w:t>
+      </w:r>
+    </w:p>
+    <w:p>
+      <w:r>
+        <w:t xml:space="preserve">   &lt;/target&gt;</w:t>
+      </w:r>
+    </w:p>
+    <w:p>
+      <w:r>
+        <w:t xml:space="preserve">   ……</w:t>
+      </w:r>
+    </w:p>
+    <w:p>
+      <w:r>
+        <w:t xml:space="preserve">   &lt;target name="clean" depends="deploy"&gt;</w:t>
+      </w:r>
+    </w:p>
+    <w:p>
+      <w:r>
         <w:lastRenderedPageBreak/>
-        <w:t xml:space="preserve">          request="DELETE ENTRY ${INSTALL_DIR} RECURSE CONFIRM"</w:t>
-      </w:r>
-    </w:p>
-    <w:p>
-      <w:r>
-        <w:t xml:space="preserve">          throwBuildException=""/&gt;</w:t>
-      </w:r>
-    </w:p>
-    <w:p>
-      <w:r>
-        <w:rPr>
-          <w:rFonts w:hint="eastAsia"/>
-        </w:rPr>
-        <w:tab/>
-      </w:r>
-      <w:r>
-        <w:rPr>
-          <w:rFonts w:hint="eastAsia"/>
-        </w:rPr>
-        <w:tab/>
-      </w:r>
-      <w:r>
-        <w:rPr>
-          <w:rFonts w:hint="eastAsia"/>
-        </w:rPr>
-        <w:t>需要安装</w:t>
-      </w:r>
-      <w:r>
-        <w:rPr>
-          <w:rFonts w:hint="eastAsia"/>
-        </w:rPr>
-        <w:t>staf</w:t>
-      </w:r>
-      <w:r>
-        <w:rPr>
-          <w:rFonts w:hint="eastAsia"/>
-        </w:rPr>
-        <w:t>工具（安装方式为</w:t>
-      </w:r>
-      <w:r>
-        <w:rPr>
-          <w:rFonts w:hint="eastAsia"/>
-        </w:rPr>
-        <w:t>full</w:t>
-      </w:r>
-      <w:r>
-        <w:rPr>
-          <w:rFonts w:hint="eastAsia"/>
-        </w:rPr>
-        <w:t>），并配置环境变量才能使用</w:t>
-      </w:r>
-      <w:r>
-        <w:rPr>
-          <w:rFonts w:hint="eastAsia"/>
-        </w:rPr>
-        <w:t>&lt;staf&gt;</w:t>
-      </w:r>
-      <w:r>
-        <w:rPr>
-          <w:rFonts w:hint="eastAsia"/>
-        </w:rPr>
-        <w:t>标签。</w:t>
-      </w:r>
-    </w:p>
-    <w:p>
-      <w:r>
-        <w:rPr>
-          <w:rFonts w:hint="eastAsia"/>
-        </w:rPr>
-        <w:tab/>
-      </w:r>
-      <w:r>
-        <w:rPr>
-          <w:rFonts w:hint="eastAsia"/>
-        </w:rPr>
-        <w:tab/>
-      </w:r>
-      <w:r>
-        <w:t>export CLASSPATH="/usr/local/staf/lib/STAFAnt.jar:${CLASSPATH}"</w:t>
-      </w:r>
-    </w:p>
-    <w:p>
-      <w:pPr>
-        <w:pStyle w:val="Heading2"/>
-      </w:pPr>
-      <w:r>
-        <w:rPr>
-          <w:rFonts w:hint="eastAsia"/>
-        </w:rPr>
-        <w:t>使用宏</w:t>
-      </w:r>
-    </w:p>
-    <w:p>
-      <w:r>
-        <w:rPr>
-          <w:rFonts w:hint="eastAsia"/>
-        </w:rPr>
-        <w:tab/>
-      </w:r>
-      <w:r>
-        <w:rPr>
-          <w:rFonts w:hint="eastAsia"/>
-        </w:rPr>
-        <w:tab/>
-        <w:t>ant</w:t>
-      </w:r>
-      <w:r>
-        <w:rPr>
-          <w:rFonts w:hint="eastAsia"/>
-        </w:rPr>
-        <w:t>中的宏</w:t>
-      </w:r>
-      <w:r>
-        <w:rPr>
-          <w:rFonts w:hint="eastAsia"/>
-        </w:rPr>
-        <w:t>&lt;macrodef&gt;</w:t>
-      </w:r>
-      <w:r>
-        <w:rPr>
-          <w:rFonts w:hint="eastAsia"/>
-        </w:rPr>
-        <w:t>相当于其他语言中的函数。当某些代码执行次数较多时，可以提取成宏，多次调用。或者代码逻辑较复杂时，也可以提取出宏而使逻辑更加清晰。</w:t>
-      </w:r>
-    </w:p>
-    <w:p>
-      <w:r>
-        <w:rPr>
-          <w:rFonts w:hint="eastAsia"/>
-        </w:rPr>
-        <w:tab/>
-      </w:r>
-      <w:r>
-        <w:rPr>
-          <w:rFonts w:hint="eastAsia"/>
-        </w:rPr>
-        <w:tab/>
-      </w:r>
-      <w:r>
-        <w:rPr>
-          <w:rFonts w:hint="eastAsia"/>
-        </w:rPr>
-        <w:t>当然</w:t>
-      </w:r>
-      <w:r>
-        <w:rPr>
-          <w:rFonts w:hint="eastAsia"/>
-        </w:rPr>
-        <w:t>macrodef</w:t>
-      </w:r>
-      <w:r>
-        <w:rPr>
-          <w:rFonts w:hint="eastAsia"/>
-        </w:rPr>
-        <w:t>能做的事情，</w:t>
-      </w:r>
-      <w:r>
-        <w:rPr>
-          <w:rFonts w:hint="eastAsia"/>
-        </w:rPr>
-        <w:t>target</w:t>
-      </w:r>
-      <w:r>
-        <w:rPr>
-          <w:rFonts w:hint="eastAsia"/>
-        </w:rPr>
-        <w:t>也能做到。但是从执行效率上看，</w:t>
-      </w:r>
-      <w:r>
-        <w:rPr>
-          <w:rFonts w:hint="eastAsia"/>
-        </w:rPr>
-        <w:t>macrodef</w:t>
-      </w:r>
-      <w:r>
-        <w:rPr>
-          <w:rFonts w:hint="eastAsia"/>
-        </w:rPr>
-        <w:t>的执行效率高于</w:t>
-      </w:r>
-      <w:r>
-        <w:rPr>
-          <w:rFonts w:hint="eastAsia"/>
-        </w:rPr>
-        <w:t>target</w:t>
-      </w:r>
-      <w:r>
-        <w:rPr>
-          <w:rFonts w:hint="eastAsia"/>
-        </w:rPr>
-        <w:t>。</w:t>
-      </w:r>
-    </w:p>
-    <w:p>
-      <w:r>
-        <w:rPr>
-          <w:rFonts w:hint="eastAsia"/>
-        </w:rPr>
-        <w:tab/>
-      </w:r>
-      <w:r>
-        <w:rPr>
-          <w:rFonts w:hint="eastAsia"/>
-        </w:rPr>
-        <w:tab/>
-      </w:r>
-      <w:r>
-        <w:rPr>
-          <w:rFonts w:hint="eastAsia"/>
-        </w:rPr>
-        <w:t>当</w:t>
-      </w:r>
-      <w:r>
-        <w:rPr>
-          <w:rFonts w:hint="eastAsia"/>
-        </w:rPr>
-        <w:t>jenkins</w:t>
-      </w:r>
-      <w:r>
-        <w:rPr>
-          <w:rFonts w:hint="eastAsia"/>
-        </w:rPr>
-        <w:t>运行</w:t>
-      </w:r>
-      <w:r>
-        <w:rPr>
-          <w:rFonts w:hint="eastAsia"/>
-        </w:rPr>
-        <w:t>ant</w:t>
-      </w:r>
-      <w:r>
-        <w:rPr>
-          <w:rFonts w:hint="eastAsia"/>
-        </w:rPr>
-        <w:t>脚本时，在控制台左侧会有各个</w:t>
-      </w:r>
-      <w:r>
-        <w:rPr>
-          <w:rFonts w:hint="eastAsia"/>
-        </w:rPr>
-        <w:t>target</w:t>
-      </w:r>
-      <w:r>
-        <w:rPr>
-          <w:rFonts w:hint="eastAsia"/>
-        </w:rPr>
-        <w:t>的锚点。点击锚点可以跳转到相应</w:t>
-      </w:r>
-      <w:r>
-        <w:rPr>
-          <w:rFonts w:hint="eastAsia"/>
-        </w:rPr>
-        <w:t>target</w:t>
-      </w:r>
-      <w:r>
-        <w:rPr>
-          <w:rFonts w:hint="eastAsia"/>
-        </w:rPr>
-        <w:t>的输出信息位置。而</w:t>
-      </w:r>
-      <w:r>
-        <w:rPr>
-          <w:rFonts w:hint="eastAsia"/>
-        </w:rPr>
-        <w:t>macrodef</w:t>
-      </w:r>
-      <w:r>
-        <w:rPr>
-          <w:rFonts w:hint="eastAsia"/>
-        </w:rPr>
-        <w:t>不会生成锚点。</w:t>
-      </w:r>
-    </w:p>
-    <w:p>
-      <w:pPr>
-        <w:pStyle w:val="Heading2"/>
-      </w:pPr>
-      <w:r>
-        <w:rPr>
-          <w:rFonts w:hint="eastAsia"/>
-        </w:rPr>
-        <w:t>target</w:t>
-      </w:r>
-      <w:r>
-        <w:rPr>
-          <w:rFonts w:hint="eastAsia"/>
-        </w:rPr>
-        <w:t>之间的调用关系</w:t>
-      </w:r>
-    </w:p>
-    <w:p>
-      <w:r>
-        <w:rPr>
-          <w:rFonts w:hint="eastAsia"/>
-        </w:rPr>
-        <w:tab/>
-      </w:r>
-      <w:r>
-        <w:rPr>
-          <w:rFonts w:hint="eastAsia"/>
-        </w:rPr>
-        <w:tab/>
-      </w:r>
-      <w:r>
-        <w:rPr>
-          <w:rFonts w:hint="eastAsia"/>
-        </w:rPr>
-        <w:t>推荐使用</w:t>
-      </w:r>
-      <w:r>
-        <w:rPr>
-          <w:rFonts w:hint="eastAsia"/>
-        </w:rPr>
-        <w:t>main target</w:t>
-      </w:r>
-      <w:r>
-        <w:rPr>
-          <w:rFonts w:hint="eastAsia"/>
-        </w:rPr>
-        <w:t>作为一个</w:t>
-      </w:r>
-      <w:r>
-        <w:rPr>
-          <w:rFonts w:hint="eastAsia"/>
-        </w:rPr>
-        <w:t>project</w:t>
-      </w:r>
-      <w:r>
-        <w:rPr>
-          <w:rFonts w:hint="eastAsia"/>
-        </w:rPr>
-        <w:t>的入口，在</w:t>
-      </w:r>
-      <w:r>
-        <w:rPr>
-          <w:rFonts w:hint="eastAsia"/>
-        </w:rPr>
-        <w:t>main target</w:t>
-      </w:r>
-      <w:r>
-        <w:rPr>
-          <w:rFonts w:hint="eastAsia"/>
-        </w:rPr>
-        <w:t>中依次调用其他</w:t>
-      </w:r>
-      <w:r>
-        <w:rPr>
-          <w:rFonts w:hint="eastAsia"/>
-        </w:rPr>
-        <w:t>target</w:t>
-      </w:r>
-      <w:r>
-        <w:rPr>
-          <w:rFonts w:hint="eastAsia"/>
-        </w:rPr>
-        <w:t>。如：</w:t>
-      </w:r>
-    </w:p>
-    <w:p>
-      <w:r>
-        <w:t xml:space="preserve">&lt;project default="main" &gt;  </w:t>
+        <w:t xml:space="preserve">   &lt;/target&gt;</w:t>
       </w:r>
     </w:p>
     <w:p>
@@ -1035,150 +1252,6 @@
     </w:p>
     <w:p>
       <w:r>
-        <w:t xml:space="preserve">   &lt;target name="main"&gt;</w:t>
-      </w:r>
-    </w:p>
-    <w:p>
-      <w:r>
-        <w:t xml:space="preserve">      &lt;antcall target="uninstall"/&gt;</w:t>
-      </w:r>
-    </w:p>
-    <w:p>
-      <w:r>
-        <w:t xml:space="preserve">      &lt;antcallback target="ready_package" return="package_name"/&gt; </w:t>
-      </w:r>
-    </w:p>
-    <w:p>
-      <w:r>
-        <w:t xml:space="preserve">      &lt;antcall target="install"/&gt;</w:t>
-      </w:r>
-    </w:p>
-    <w:p>
-      <w:r>
-        <w:t xml:space="preserve">      &lt;antcall target="deploy"/&gt;    </w:t>
-      </w:r>
-    </w:p>
-    <w:p>
-      <w:r>
-        <w:t xml:space="preserve">   &lt;/target&gt;</w:t>
-      </w:r>
-    </w:p>
-    <w:p>
-      <w:r>
-        <w:t xml:space="preserve">   ……</w:t>
-      </w:r>
-    </w:p>
-    <w:p>
-      <w:r>
-        <w:t>&lt;/project&gt;</w:t>
-      </w:r>
-    </w:p>
-    <w:p>
-      <w:r>
-        <w:rPr>
-          <w:rFonts w:hint="eastAsia"/>
-        </w:rPr>
-        <w:tab/>
-      </w:r>
-      <w:r>
-        <w:rPr>
-          <w:rFonts w:hint="eastAsia"/>
-        </w:rPr>
-        <w:tab/>
-        <w:t>ant</w:t>
-      </w:r>
-      <w:r>
-        <w:rPr>
-          <w:rFonts w:hint="eastAsia"/>
-        </w:rPr>
-        <w:t>标准的做法是使用</w:t>
-      </w:r>
-      <w:r>
-        <w:rPr>
-          <w:rFonts w:hint="eastAsia"/>
-        </w:rPr>
-        <w:t>depend</w:t>
-      </w:r>
-      <w:r>
-        <w:rPr>
-          <w:rFonts w:hint="eastAsia"/>
-        </w:rPr>
-        <w:t>，如</w:t>
-      </w:r>
-    </w:p>
-    <w:p>
-      <w:r>
-        <w:t xml:space="preserve">&lt;project default="main" &gt;  </w:t>
-      </w:r>
-    </w:p>
-    <w:p>
-      <w:r>
-        <w:t xml:space="preserve">   ……</w:t>
-      </w:r>
-    </w:p>
-    <w:p>
-      <w:r>
-        <w:t xml:space="preserve">   &lt;target name="uninstall" depends=" "&gt;</w:t>
-      </w:r>
-    </w:p>
-    <w:p>
-      <w:r>
-        <w:t xml:space="preserve">   &lt;/target&gt;</w:t>
-      </w:r>
-    </w:p>
-    <w:p>
-      <w:r>
-        <w:t xml:space="preserve">   ……</w:t>
-      </w:r>
-    </w:p>
-    <w:p>
-      <w:r>
-        <w:t xml:space="preserve">   &lt;target name="install" depends="uninstall"&gt;</w:t>
-      </w:r>
-    </w:p>
-    <w:p>
-      <w:r>
-        <w:t xml:space="preserve">   &lt;/target&gt;</w:t>
-      </w:r>
-    </w:p>
-    <w:p>
-      <w:r>
-        <w:t xml:space="preserve">   ……</w:t>
-      </w:r>
-    </w:p>
-    <w:p>
-      <w:r>
-        <w:t xml:space="preserve">   &lt;target name="deploy" depends="install"&gt;</w:t>
-      </w:r>
-    </w:p>
-    <w:p>
-      <w:r>
-        <w:t xml:space="preserve">   &lt;/target&gt;</w:t>
-      </w:r>
-    </w:p>
-    <w:p>
-      <w:r>
-        <w:t xml:space="preserve">   ……</w:t>
-      </w:r>
-    </w:p>
-    <w:p>
-      <w:r>
-        <w:t xml:space="preserve">   &lt;target name="clean" depends="deploy"&gt;</w:t>
-      </w:r>
-    </w:p>
-    <w:p>
-      <w:r>
-        <w:t xml:space="preserve">   &lt;/target&gt;</w:t>
-      </w:r>
-    </w:p>
-    <w:p>
-      <w:r>
-        <w:t xml:space="preserve">   ……</w:t>
-      </w:r>
-    </w:p>
-    <w:p>
-      <w:r>
-        <w:lastRenderedPageBreak/>
         <w:t>&lt;/project&gt;</w:t>
       </w:r>
     </w:p>
